--- a/worlds/korvin-merrow/task-setup/platform/task9/current/him_preliminary_inpatient_coding_summary_05252026.docx
+++ b/worlds/korvin-merrow/task-setup/platform/task9/current/him_preliminary_inpatient_coding_summary_05252026.docx
@@ -425,7 +425,7 @@
     </w:p>
     <w:p>
       <w:r>
-        <w:t>Korvin Merrow, 62-year-old male, MRN KM-6427819. Inpatient admission 05/18/2026 through 05/24/2026, Hospital Medicine, 5W-318. Preliminary coding review prepared for physician attestation addendum.</w:t>
+        <w:t>Korvin Merrow, 62-year-old male, MRN KM-6427819. Inpatient admission 05/18/2026 through 05/24/2026, Hospital Medicine, 5W-318. Preliminary coding review prepared for physician attestation.</w:t>
       </w:r>
     </w:p>
     <w:p>
@@ -460,7 +460,7 @@
     </w:p>
     <w:p>
       <w:r>
-        <w:t>Open items for attending addendum</w:t>
+        <w:t>Open items for attending review</w:t>
       </w:r>
     </w:p>
     <w:p>
@@ -470,7 +470,7 @@
     </w:p>
     <w:p>
       <w:r>
-        <w:t>Prepared for attending review only; not final coding until physician addendum is signed.</w:t>
+        <w:t>Prepared for attending review only; not final coding until physician attestation is signed.</w:t>
       </w:r>
     </w:p>
     <w:p>
